--- a/CV.docx
+++ b/CV.docx
@@ -29,32 +29,24 @@
           <w:sz w:val="19"/>
           <w:szCs w:val="19"/>
         </w:rPr>
-        <w:t>[</w:t>
-      </w:r>
-      <w:proofErr w:type="gramStart"/>
+        <w:t>Lahore, Pakistan</w:t>
+      </w:r>
       <w:r>
         <w:rPr>
           <w:color w:val="4A4A4A"/>
           <w:sz w:val="19"/>
           <w:szCs w:val="19"/>
         </w:rPr>
-        <w:t>Lahore,  Pakistan]  [hmalik0278@gmail.com]  |</w:t>
-      </w:r>
-      <w:proofErr w:type="gramEnd"/>
+        <w:t xml:space="preserve"> |</w:t>
+      </w:r>
       <w:r>
         <w:rPr>
           <w:color w:val="4A4A4A"/>
           <w:sz w:val="19"/>
           <w:szCs w:val="19"/>
         </w:rPr>
-        <w:t xml:space="preserve">  [+92 316 4800796]</w:t>
-      </w:r>
-    </w:p>
-    <w:p>
-      <w:pPr>
-        <w:spacing w:after="100"/>
-        <w:jc w:val="center"/>
-      </w:pPr>
+        <w:t xml:space="preserve"> </w:t>
+      </w:r>
       <w:hyperlink r:id="rId5" w:history="1">
         <w:r>
           <w:rPr>
@@ -62,7 +54,23 @@
             <w:sz w:val="19"/>
             <w:szCs w:val="19"/>
           </w:rPr>
-          <w:t>Portfolio</w:t>
+          <w:t>hmalik0278@</w:t>
+        </w:r>
+        <w:r>
+          <w:rPr>
+            <w:rStyle w:val="Hyperlink"/>
+            <w:sz w:val="19"/>
+            <w:szCs w:val="19"/>
+          </w:rPr>
+          <w:t>g</w:t>
+        </w:r>
+        <w:r>
+          <w:rPr>
+            <w:rStyle w:val="Hyperlink"/>
+            <w:sz w:val="19"/>
+            <w:szCs w:val="19"/>
+          </w:rPr>
+          <w:t>mail.com</w:t>
         </w:r>
       </w:hyperlink>
       <w:r>
@@ -71,9 +79,57 @@
           <w:sz w:val="19"/>
           <w:szCs w:val="19"/>
         </w:rPr>
-        <w:t xml:space="preserve">  |  </w:t>
-      </w:r>
+        <w:t xml:space="preserve"> </w:t>
+      </w:r>
+      <w:r>
+        <w:rPr>
+          <w:color w:val="4A4A4A"/>
+          <w:sz w:val="19"/>
+          <w:szCs w:val="19"/>
+        </w:rPr>
+        <w:t>| +92 316 4800796</w:t>
+      </w:r>
+    </w:p>
+    <w:p>
+      <w:pPr>
+        <w:spacing w:after="100"/>
+        <w:jc w:val="center"/>
+      </w:pPr>
       <w:hyperlink r:id="rId6" w:history="1">
+        <w:r>
+          <w:rPr>
+            <w:rStyle w:val="Hyperlink"/>
+            <w:sz w:val="19"/>
+            <w:szCs w:val="19"/>
+          </w:rPr>
+          <w:t>Portfol</w:t>
+        </w:r>
+        <w:r>
+          <w:rPr>
+            <w:rStyle w:val="Hyperlink"/>
+            <w:sz w:val="19"/>
+            <w:szCs w:val="19"/>
+          </w:rPr>
+          <w:t>i</w:t>
+        </w:r>
+        <w:r>
+          <w:rPr>
+            <w:rStyle w:val="Hyperlink"/>
+            <w:sz w:val="19"/>
+            <w:szCs w:val="19"/>
+          </w:rPr>
+          <w:t xml:space="preserve">o </w:t>
+        </w:r>
+      </w:hyperlink>
+      <w:r>
+        <w:rPr>
+          <w:color w:val="4A4A4A"/>
+          <w:sz w:val="19"/>
+          <w:szCs w:val="19"/>
+        </w:rPr>
+        <w:t xml:space="preserve">| </w:t>
+      </w:r>
+      <w:hyperlink r:id="rId7" w:history="1">
         <w:r>
           <w:rPr>
             <w:rStyle w:val="Hyperlink"/>
@@ -89,9 +145,9 @@
           <w:sz w:val="19"/>
           <w:szCs w:val="19"/>
         </w:rPr>
-        <w:t xml:space="preserve">  |  </w:t>
-      </w:r>
-      <w:hyperlink r:id="rId7" w:history="1">
+        <w:t xml:space="preserve"> | </w:t>
+      </w:r>
+      <w:hyperlink r:id="rId8" w:history="1">
         <w:r>
           <w:rPr>
             <w:rStyle w:val="Hyperlink"/>
@@ -411,7 +467,7 @@
       <w:r>
         <w:t xml:space="preserve">Link: </w:t>
       </w:r>
-      <w:hyperlink r:id="rId8" w:history="1">
+      <w:hyperlink r:id="rId9" w:history="1">
         <w:r>
           <w:rPr>
             <w:rStyle w:val="Hyperlink"/>
@@ -503,7 +559,7 @@
       <w:r>
         <w:t xml:space="preserve"> </w:t>
       </w:r>
-      <w:hyperlink r:id="rId9" w:history="1">
+      <w:hyperlink r:id="rId10" w:history="1">
         <w:r>
           <w:rPr>
             <w:rStyle w:val="Hyperlink"/>
@@ -1694,6 +1750,7 @@
   <w:style w:type="character" w:default="1" w:styleId="DefaultParagraphFont">
     <w:name w:val="Default Paragraph Font"/>
     <w:uiPriority w:val="1"/>
+    <w:semiHidden/>
     <w:unhideWhenUsed/>
   </w:style>
   <w:style w:type="table" w:default="1" w:styleId="TableNormal">
